--- a/Volume 1/Chapter 07 - Networking Basics/SPA_Vol1_Ch7_Project1a_Network_Diagnostic_Utility_EXTENDED.docx
+++ b/Volume 1/Chapter 07 - Networking Basics/SPA_Vol1_Ch7_Project1a_Network_Diagnostic_Utility_EXTENDED.docx
@@ -637,9 +637,18 @@
     <w:p>
       <w:pPr>
         <w:pStyle w:val="RequiredOutput"/>
-      </w:pPr>
-      <w:r>
-        <w:t>Erlang    Windows' own store: public_key:cacerts_get()</w:t>
+        <w:keepNext/>
+      </w:pPr>
+      <w:r>
+        <w:t>Erlang    Windows' own store: public_key:cacerts_get(), with the HTTPS</w:t>
+      </w:r>
+    </w:p>
+    <w:p>
+      <w:pPr>
+        <w:pStyle w:val="RequiredOutput"/>
+      </w:pPr>
+      <w:r>
+        <w:t xml:space="preserve">          rules' match_fun for a wildcard name</w:t>
       </w:r>
     </w:p>
     <w:p>
@@ -660,7 +669,7 @@
         <w:pStyle w:val="ListBullet"/>
       </w:pPr>
       <w:r>
-        <w:t>Each client also checks that the certificate names the host it asked for. So a request to localhost:8765 fails with certificate in every language: the course server is trusted only under the name 127.0.0.1, the name Lesson 7.5a told you to use.</w:t>
+        <w:t>Each client also checks that the certificate names the host it asked for. So a request to localhost:8765 fails with certificate in every language: the course server is trusted only under the name 127.0.0.1, the name Lesson 7.5a told you to use. A public certificate may name its host by a wildcard, such as *.example.com; Erlang's ssl accepts one only with the HTTPS rules' match_fun, which trust_options adds, as in Chapter 6 Project 2a.</w:t>
       </w:r>
     </w:p>
     <w:p>
@@ -668,6 +677,7 @@
         <w:pStyle w:val="ListBullet"/>
       </w:pPr>
       <w:r>
+        <w:lastRenderedPageBreak/>
         <w:t>Remember, a refused certificate is a finding, not an obstacle: no program here turns the check off (Lesson 6.0a).</w:t>
       </w:r>
     </w:p>
@@ -828,7 +838,11 @@
         <w:pStyle w:val="ListBullet"/>
       </w:pPr>
       <w:r>
-        <w:t>What a contract can do is check the input. The scripts check each host with HostNames and AddressTable, copied from Lesson 7.4a, refuse an address of no single computer and a bad port with the same Error lines, and log DNS: not available in a contract, or Checks: not available, instead of making a result up. Solidity has no IPv6 parser (Lesson 7.1a), so ::ffff:127.0.0.1 and ::1 are left out, and a LAN address, which differs on every computer, is left out too.</w:t>
+        <w:t xml:space="preserve">What a contract can do is check the input. The scripts check each host with HostNames and AddressTable, copied from Lesson 7.4a, refuse an address of no single computer and a bad port with the same Error lines, and log DNS: not available in a contract, or Checks: not available, instead of making a result up. Solidity has </w:t>
+      </w:r>
+      <w:r>
+        <w:lastRenderedPageBreak/>
+        <w:t>no IPv6 parser (Lesson 7.1a), so ::ffff:127.0.0.1 and ::1 are left out, and a LAN address, which differs on every computer, is left out too.</w:t>
       </w:r>
     </w:p>
     <w:p>
@@ -2419,7 +2433,7 @@
         <w:pStyle w:val="SourceCode"/>
       </w:pPr>
       <w:r>
-        <w:t>; address_lookup.asm.</w:t>
+        <w:t>; address_lookup.asm; db pieces in a row join into one text.</w:t>
       </w:r>
     </w:p>
     <w:p>
@@ -6705,7 +6719,6 @@
     <w:p>
       <w:pPr>
         <w:pStyle w:val="SourceCode"/>
-        <w:keepNext/>
       </w:pPr>
       <w:r>
         <w:t xml:space="preserve">    mov eax, ebx</w:t>
@@ -6714,7 +6727,6 @@
     <w:p>
       <w:pPr>
         <w:pStyle w:val="SourceCode"/>
-        <w:keepNext/>
       </w:pPr>
       <w:r>
         <w:t xml:space="preserve">    pop rbx</w:t>
@@ -6723,6 +6735,7 @@
     <w:p>
       <w:pPr>
         <w:pStyle w:val="SourceCode"/>
+        <w:keepNext/>
       </w:pPr>
       <w:r>
         <w:t xml:space="preserve">    ret</w:t>
@@ -6730,6 +6743,23 @@
     </w:p>
     <w:p>
       <w:pPr>
+        <w:pStyle w:val="SourceCode"/>
+        <w:keepNext/>
+      </w:pPr>
+      <w:r>
+        <w:t>; Remember, this marks the stack as not executable, as Linux linkers expect.</w:t>
+      </w:r>
+    </w:p>
+    <w:p>
+      <w:pPr>
+        <w:pStyle w:val="SourceCode"/>
+      </w:pPr>
+      <w:r>
+        <w:t>section .note.GNU-stack noalloc noexec nowrite progbits</w:t>
+      </w:r>
+    </w:p>
+    <w:p>
+      <w:pPr>
         <w:keepNext/>
       </w:pPr>
     </w:p>
@@ -8393,23 +8423,23 @@
         <w:pStyle w:val="SourceCode"/>
       </w:pPr>
       <w:r>
-        <w:t>; option's own number (Lesson 6.4a). CURLOPT_SSL_OPTIONS takes a set of</w:t>
-      </w:r>
-    </w:p>
-    <w:p>
-      <w:pPr>
-        <w:pStyle w:val="SourceCode"/>
-      </w:pPr>
-      <w:r>
-        <w:t>; flags, and CURLSSLOPT_NATIVE_CA, 16, makes libcurl trust the</w:t>
-      </w:r>
-    </w:p>
-    <w:p>
-      <w:pPr>
-        <w:pStyle w:val="SourceCode"/>
-      </w:pPr>
-      <w:r>
-        <w:t>; certificate authorities Windows trusts.</w:t>
+        <w:t>; option's own number (Lesson 6.4a), and CURLOPT_SSL_OPTIONS with</w:t>
+      </w:r>
+    </w:p>
+    <w:p>
+      <w:pPr>
+        <w:pStyle w:val="SourceCode"/>
+      </w:pPr>
+      <w:r>
+        <w:t>; CURLSSLOPT_NATIVE_CA, 16, trusts Windows' own certificate authorities</w:t>
+      </w:r>
+    </w:p>
+    <w:p>
+      <w:pPr>
+        <w:pStyle w:val="SourceCode"/>
+      </w:pPr>
+      <w:r>
+        <w:t>; (Chapter 6 Project 2a).</w:t>
       </w:r>
     </w:p>
     <w:p>
@@ -8896,7 +8926,7 @@
         <w:pStyle w:val="SourceCode"/>
       </w:pPr>
       <w:r>
-        <w:t xml:space="preserve">    ; The diagnoses, one per rule.</w:t>
+        <w:t xml:space="preserve">    ; The diagnoses, one per rule. Remember, db pieces join into one text.</w:t>
       </w:r>
     </w:p>
     <w:p>
@@ -11122,31 +11152,31 @@
         <w:pStyle w:val="SourceCode"/>
       </w:pPr>
       <w:r>
-        <w:t>; 127.0.0.1 trusts CA_FILE (Lesson 6.0a); CURLSSLOPT_NATIVE_CA makes</w:t>
-      </w:r>
-    </w:p>
-    <w:p>
-      <w:pPr>
-        <w:pStyle w:val="SourceCode"/>
-      </w:pPr>
-      <w:r>
-        <w:t>; libcurl trust the certificate authorities Windows trusts, which signed</w:t>
-      </w:r>
-    </w:p>
-    <w:p>
-      <w:pPr>
-        <w:pStyle w:val="SourceCode"/>
-      </w:pPr>
-      <w:r>
-        <w:t>; every public host's certificate. Remember, the timeout, and no</w:t>
-      </w:r>
-    </w:p>
-    <w:p>
-      <w:pPr>
-        <w:pStyle w:val="SourceCode"/>
-      </w:pPr>
-      <w:r>
-        <w:t>; redirects (Lesson 6.4a).</w:t>
+        <w:t>; 127.0.0.1 trusts CA_FILE (Lesson 6.0a). Remember, every other host is</w:t>
+      </w:r>
+    </w:p>
+    <w:p>
+      <w:pPr>
+        <w:pStyle w:val="SourceCode"/>
+      </w:pPr>
+      <w:r>
+        <w:t>; checked against public authorities, never CA_FILE: here Windows' own,</w:t>
+      </w:r>
+    </w:p>
+    <w:p>
+      <w:pPr>
+        <w:pStyle w:val="SourceCode"/>
+      </w:pPr>
+      <w:r>
+        <w:t>; through CURLSSLOPT_NATIVE_CA (Chapter 6 Project 2a). Remember too the</w:t>
+      </w:r>
+    </w:p>
+    <w:p>
+      <w:pPr>
+        <w:pStyle w:val="SourceCode"/>
+      </w:pPr>
+      <w:r>
+        <w:t>; timeout, and no redirects (Lesson 6.4a).</w:t>
       </w:r>
     </w:p>
     <w:p>
@@ -13845,23 +13875,23 @@
         <w:pStyle w:val="SourceCode"/>
       </w:pPr>
       <w:r>
-        <w:t>; r13 the port, r14 the address every check but the HTTP check uses,</w:t>
-      </w:r>
-    </w:p>
-    <w:p>
-      <w:pPr>
-        <w:pStyle w:val="SourceCode"/>
-      </w:pPr>
-      <w:r>
-        <w:t>; r15 the echo's status, and rbx the HTTP check's failure; five pushes</w:t>
-      </w:r>
-    </w:p>
-    <w:p>
-      <w:pPr>
-        <w:pStyle w:val="SourceCode"/>
-      </w:pPr>
-      <w:r>
-        <w:t>; plus sub rsp, 32 keep the stack aligned. eax is the exit code.</w:t>
+        <w:t>; r13 the port, r14 the address every check but the HTTP check uses and</w:t>
+      </w:r>
+    </w:p>
+    <w:p>
+      <w:pPr>
+        <w:pStyle w:val="SourceCode"/>
+      </w:pPr>
+      <w:r>
+        <w:t>; then the port's answer, r15 the echo's status, rbx the HTTP check's</w:t>
+      </w:r>
+    </w:p>
+    <w:p>
+      <w:pPr>
+        <w:pStyle w:val="SourceCode"/>
+      </w:pPr>
+      <w:r>
+        <w:t>; failure. Five pushes and sub rsp, 32 align the stack; eax is the exit code.</w:t>
       </w:r>
     </w:p>
     <w:p>
@@ -14018,7 +14048,7 @@
         <w:pStyle w:val="SourceCode"/>
       </w:pPr>
       <w:r>
-        <w:t xml:space="preserve">    ; used as it is, an IPv6 address is refused, because send_echo sends</w:t>
+        <w:t xml:space="preserve">    ; never looked up, an IPv6 address is refused, because send_echo sends</w:t>
       </w:r>
     </w:p>
     <w:p>
@@ -18070,39 +18100,39 @@
         <w:pStyle w:val="SourceCode"/>
       </w:pPr>
       <w:r>
-        <w:t>// 127.0.0.1 trusts CA_FILE only (Lesson 6.0a). RootCerts::WebPki trusts</w:t>
-      </w:r>
-    </w:p>
-    <w:p>
-      <w:pPr>
-        <w:pStyle w:val="SourceCode"/>
-      </w:pPr>
-      <w:r>
-        <w:t>// the public certificate authorities in webpki-roots, the list Mozilla</w:t>
-      </w:r>
-    </w:p>
-    <w:p>
-      <w:pPr>
-        <w:pStyle w:val="SourceCode"/>
-      </w:pPr>
-      <w:r>
-        <w:t>// keeps, which ureq builds into the program; one of them signed every</w:t>
-      </w:r>
-    </w:p>
-    <w:p>
-      <w:pPr>
-        <w:pStyle w:val="SourceCode"/>
-      </w:pPr>
-      <w:r>
-        <w:t>// public host's certificate. Remember, the timeout, a 404 as an answer,</w:t>
-      </w:r>
-    </w:p>
-    <w:p>
-      <w:pPr>
-        <w:pStyle w:val="SourceCode"/>
-      </w:pPr>
-      <w:r>
-        <w:t>// and no redirects (Lesson 6.4a).</w:t>
+        <w:t>// 127.0.0.1 trusts CA_FILE only (Lesson 6.0a). Remember, every other host</w:t>
+      </w:r>
+    </w:p>
+    <w:p>
+      <w:pPr>
+        <w:pStyle w:val="SourceCode"/>
+      </w:pPr>
+      <w:r>
+        <w:t>// is checked against public authorities, never CA_FILE: here</w:t>
+      </w:r>
+    </w:p>
+    <w:p>
+      <w:pPr>
+        <w:pStyle w:val="SourceCode"/>
+      </w:pPr>
+      <w:r>
+        <w:t>// RootCerts::WebPki, the webpki-roots list Mozilla keeps, which ureq</w:t>
+      </w:r>
+    </w:p>
+    <w:p>
+      <w:pPr>
+        <w:pStyle w:val="SourceCode"/>
+      </w:pPr>
+      <w:r>
+        <w:t>// builds into the program (Chapter 6 Project 2a). Remember too the</w:t>
+      </w:r>
+    </w:p>
+    <w:p>
+      <w:pPr>
+        <w:pStyle w:val="SourceCode"/>
+      </w:pPr>
+      <w:r>
+        <w:t>// timeout, a 404 as an answer, and no redirects (Lesson 6.4a).</w:t>
       </w:r>
     </w:p>
     <w:p>
@@ -18387,15 +18417,15 @@
         <w:pStyle w:val="SourceCode"/>
       </w:pPr>
       <w:r>
-        <w:t>// own copy. Remember, each ureq::Error variant is one kind of error, and</w:t>
-      </w:r>
-    </w:p>
-    <w:p>
-      <w:pPr>
-        <w:pStyle w:val="SourceCode"/>
-      </w:pPr>
-      <w:r>
-        <w:t>// an Io error carries a kind of its own (Lesson 6.4a).</w:t>
+        <w:t>// own copy. Remember, each ureq::Error variant is one kind, if let tests</w:t>
+      </w:r>
+    </w:p>
+    <w:p>
+      <w:pPr>
+        <w:pStyle w:val="SourceCode"/>
+      </w:pPr>
+      <w:r>
+        <w:t>// one; Io's has its own, and rustls makes a refused certificate InvalidData.</w:t>
       </w:r>
     </w:p>
     <w:p>
@@ -19545,7 +19575,7 @@
         <w:pStyle w:val="SourceCode"/>
       </w:pPr>
       <w:r>
-        <w:t xml:space="preserve">    // used as it is, an IPv6 address is refused, because send_echo sends</w:t>
+        <w:t xml:space="preserve">    // never looked up, an IPv6 address is refused, because send_echo sends</w:t>
       </w:r>
     </w:p>
     <w:p>
@@ -21311,7 +21341,7 @@
         <w:pStyle w:val="SourceCode"/>
       </w:pPr>
       <w:r>
-        <w:t>% (Lesson 7.2a).</w:t>
+        <w:t>% (Lesson 7.2a). Remember, adjacent texts join.</w:t>
       </w:r>
     </w:p>
     <w:p>
@@ -22564,23 +22594,31 @@
         <w:pStyle w:val="SourceCode"/>
       </w:pPr>
       <w:r>
-        <w:t>% trusts CA_FILE only (Lesson 6.0a). public_key:cacerts_get() gives the</w:t>
-      </w:r>
-    </w:p>
-    <w:p>
-      <w:pPr>
-        <w:pStyle w:val="SourceCode"/>
-      </w:pPr>
-      <w:r>
-        <w:t>% certificate authorities Windows trusts, which signed every public</w:t>
-      </w:r>
-    </w:p>
-    <w:p>
-      <w:pPr>
-        <w:pStyle w:val="SourceCode"/>
-      </w:pPr>
-      <w:r>
-        <w:t>% host's certificate; httpc then checks that the certificate names Host.</w:t>
+        <w:t>% trusts CA_FILE only (Lesson 6.0a). Remember, every other host is</w:t>
+      </w:r>
+    </w:p>
+    <w:p>
+      <w:pPr>
+        <w:pStyle w:val="SourceCode"/>
+      </w:pPr>
+      <w:r>
+        <w:t>% checked against public authorities, never CA_FILE: here Windows' own,</w:t>
+      </w:r>
+    </w:p>
+    <w:p>
+      <w:pPr>
+        <w:pStyle w:val="SourceCode"/>
+      </w:pPr>
+      <w:r>
+        <w:t>% public_key:cacerts_get(), and the certificate must name Host; Erlang</w:t>
+      </w:r>
+    </w:p>
+    <w:p>
+      <w:pPr>
+        <w:pStyle w:val="SourceCode"/>
+      </w:pPr>
+      <w:r>
+        <w:t>% needs the HTTPS match_fun for a wildcard name (Chapter 6 Project 2a).</w:t>
       </w:r>
     </w:p>
     <w:p>
@@ -22612,52 +22650,76 @@
         <w:pStyle w:val="SourceCode"/>
       </w:pPr>
       <w:r>
-        <w:t xml:space="preserve">    [{verify, verify_peer}, {cacerts, public_key:cacerts_get()}].</w:t>
-      </w:r>
-    </w:p>
-    <w:p>
-      <w:pPr>
-        <w:pStyle w:val="SourceCode"/>
-      </w:pPr>
-    </w:p>
-    <w:p>
-      <w:pPr>
-        <w:pStyle w:val="SourceCode"/>
-      </w:pPr>
-      <w:r>
-        <w:t>% The kind of failure a reason is, and the Reason line's words. They are</w:t>
-      </w:r>
-    </w:p>
-    <w:p>
-      <w:pPr>
-        <w:pStyle w:val="SourceCode"/>
-      </w:pPr>
-      <w:r>
-        <w:t>% the same as api_client.erl's failure_kind and reason_text, which that</w:t>
-      </w:r>
-    </w:p>
-    <w:p>
-      <w:pPr>
-        <w:pStyle w:val="SourceCode"/>
-      </w:pPr>
-      <w:r>
-        <w:t>% module does not export, so this file has its own copies. Remember,</w:t>
-      </w:r>
-    </w:p>
-    <w:p>
-      <w:pPr>
-        <w:pStyle w:val="SourceCode"/>
-      </w:pPr>
-      <w:r>
-        <w:t>% httpc reports a failed connection as {failed_connect, [{to_address,</w:t>
-      </w:r>
-    </w:p>
-    <w:p>
-      <w:pPr>
-        <w:pStyle w:val="SourceCode"/>
-      </w:pPr>
-      <w:r>
-        <w:t>% Address}, {inet, Options, Cause}]} (Lesson 6.4a).</w:t>
+        <w:t xml:space="preserve">    HostnameCheck =</w:t>
+      </w:r>
+    </w:p>
+    <w:p>
+      <w:pPr>
+        <w:pStyle w:val="SourceCode"/>
+      </w:pPr>
+      <w:r>
+        <w:t xml:space="preserve">        [{match_fun, public_key:pkix_verify_hostname_match_fun(https)}],</w:t>
+      </w:r>
+    </w:p>
+    <w:p>
+      <w:pPr>
+        <w:pStyle w:val="SourceCode"/>
+      </w:pPr>
+      <w:r>
+        <w:t xml:space="preserve">    [{verify, verify_peer}, {cacerts, public_key:cacerts_get()},</w:t>
+      </w:r>
+    </w:p>
+    <w:p>
+      <w:pPr>
+        <w:pStyle w:val="SourceCode"/>
+      </w:pPr>
+      <w:r>
+        <w:t xml:space="preserve">     {customize_hostname_check, HostnameCheck}].</w:t>
+      </w:r>
+    </w:p>
+    <w:p>
+      <w:pPr>
+        <w:pStyle w:val="SourceCode"/>
+      </w:pPr>
+    </w:p>
+    <w:p>
+      <w:pPr>
+        <w:pStyle w:val="SourceCode"/>
+      </w:pPr>
+      <w:r>
+        <w:t>% The kind of failure a reason is, and the Reason line's words: copies of</w:t>
+      </w:r>
+    </w:p>
+    <w:p>
+      <w:pPr>
+        <w:pStyle w:val="SourceCode"/>
+      </w:pPr>
+      <w:r>
+        <w:t>% api_client.erl's failure_kind and reason_text, which it does not export.</w:t>
+      </w:r>
+    </w:p>
+    <w:p>
+      <w:pPr>
+        <w:pStyle w:val="SourceCode"/>
+      </w:pPr>
+      <w:r>
+        <w:t>% Remember, httpc reports a failed connection as {failed_connect,</w:t>
+      </w:r>
+    </w:p>
+    <w:p>
+      <w:pPr>
+        <w:pStyle w:val="SourceCode"/>
+      </w:pPr>
+      <w:r>
+        <w:t>% [{to_address, Address}, {inet, Options, Cause}]}, and a TLS refusal's</w:t>
+      </w:r>
+    </w:p>
+    <w:p>
+      <w:pPr>
+        <w:pStyle w:val="SourceCode"/>
+      </w:pPr>
+      <w:r>
+        <w:t>% Cause is {tls_alert, ...} (Lesson 6.4a).</w:t>
       </w:r>
     </w:p>
     <w:p>
@@ -23415,7 +23477,7 @@
         <w:pStyle w:val="SourceCode"/>
       </w:pPr>
       <w:r>
-        <w:t>% say no answer; host down or filtered.</w:t>
+        <w:t>% say no answer; host down or filtered. Remember, adjacent texts join.</w:t>
       </w:r>
     </w:p>
     <w:p>
@@ -24163,15 +24225,15 @@
         <w:pStyle w:val="SourceCode"/>
       </w:pPr>
       <w:r>
-        <w:t>% The host is checked before anything is sent: an IPv4 address is used</w:t>
-      </w:r>
-    </w:p>
-    <w:p>
-      <w:pPr>
-        <w:pStyle w:val="SourceCode"/>
-      </w:pPr>
-      <w:r>
-        <w:t>% as it is, an IPv6 address is refused, because send_echo sends IPv4</w:t>
+        <w:t>% The host is checked before anything is sent: an IPv4 address is never</w:t>
+      </w:r>
+    </w:p>
+    <w:p>
+      <w:pPr>
+        <w:pStyle w:val="SourceCode"/>
+      </w:pPr>
+      <w:r>
+        <w:t>% looked up, an IPv6 address is refused, because send_echo sends IPv4</w:t>
       </w:r>
     </w:p>
     <w:p>
@@ -29255,6 +29317,14 @@
       </w:pPr>
       <w:r>
         <w:t>Solidity has no port check, so its Exercise does not apply.</w:t>
+      </w:r>
+    </w:p>
+    <w:p>
+      <w:pPr>
+        <w:pStyle w:val="ListBullet"/>
+      </w:pPr>
+      <w:r>
+        <w:t>Update the comment the change makes stale: in Assembly, run_port_check's header names its registers; r13 now keeps the start, then the elapsed time.</w:t>
       </w:r>
     </w:p>
     <w:p>
@@ -29938,31 +30008,31 @@
       </w:rPr>
     </w:lvl>
   </w:abstractNum>
-  <w:num w:numId="1" w16cid:durableId="1146969654">
+  <w:num w:numId="1" w16cid:durableId="1927878214">
     <w:abstractNumId w:val="8"/>
   </w:num>
-  <w:num w:numId="2" w16cid:durableId="559681205">
+  <w:num w:numId="2" w16cid:durableId="918179334">
     <w:abstractNumId w:val="6"/>
   </w:num>
-  <w:num w:numId="3" w16cid:durableId="1005204711">
+  <w:num w:numId="3" w16cid:durableId="2095087012">
     <w:abstractNumId w:val="5"/>
   </w:num>
-  <w:num w:numId="4" w16cid:durableId="155583555">
+  <w:num w:numId="4" w16cid:durableId="1342783502">
     <w:abstractNumId w:val="4"/>
   </w:num>
-  <w:num w:numId="5" w16cid:durableId="634025892">
+  <w:num w:numId="5" w16cid:durableId="1249728148">
     <w:abstractNumId w:val="7"/>
   </w:num>
-  <w:num w:numId="6" w16cid:durableId="1953515677">
+  <w:num w:numId="6" w16cid:durableId="979270196">
     <w:abstractNumId w:val="3"/>
   </w:num>
-  <w:num w:numId="7" w16cid:durableId="1201627196">
+  <w:num w:numId="7" w16cid:durableId="690037834">
     <w:abstractNumId w:val="2"/>
   </w:num>
-  <w:num w:numId="8" w16cid:durableId="300893148">
+  <w:num w:numId="8" w16cid:durableId="901208907">
     <w:abstractNumId w:val="1"/>
   </w:num>
-  <w:num w:numId="9" w16cid:durableId="323510883">
+  <w:num w:numId="9" w16cid:durableId="488210096">
     <w:abstractNumId w:val="0"/>
   </w:num>
 </w:numbering>
